--- a/BaseDados/2025178491_AfonsoTeixeira/BD_afonsoTeixeira .docx
+++ b/BaseDados/2025178491_AfonsoTeixeira/BD_afonsoTeixeira .docx
@@ -107,7 +107,6 @@
             <w:dataBinding w:prefixMappings="xmlns:ns0='http://purl.org/dc/elements/1.1/' xmlns:ns1='http://schemas.openxmlformats.org/package/2006/metadata/core-properties' " w:xpath="/ns1:coreProperties[1]/ns0:subject[1]" w:storeItemID="{6C3C8BC8-F283-45AE-878A-BAB7291924A1}"/>
             <w:text/>
           </w:sdtPr>
-          <w:sdtEndPr/>
           <w:sdtContent>
             <w:p>
               <w:pPr>
@@ -120,7 +119,6 @@
                   <w:lang w:val="pt-PT"/>
                 </w:rPr>
               </w:pPr>
-              <w:proofErr w:type="spellStart"/>
               <w:r>
                 <w:rPr>
                   <w:color w:val="4472C4" w:themeColor="accent1"/>
@@ -128,37 +126,7 @@
                   <w:szCs w:val="28"/>
                   <w:lang w:val="pt-PT"/>
                 </w:rPr>
-                <w:t>Poppy</w:t>
-              </w:r>
-              <w:proofErr w:type="spellEnd"/>
-              <w:r>
-                <w:rPr>
-                  <w:color w:val="4472C4" w:themeColor="accent1"/>
-                  <w:sz w:val="28"/>
-                  <w:szCs w:val="28"/>
-                  <w:lang w:val="pt-PT"/>
-                </w:rPr>
-                <w:t xml:space="preserve"> </w:t>
-              </w:r>
-              <w:proofErr w:type="spellStart"/>
-              <w:r>
-                <w:rPr>
-                  <w:color w:val="4472C4" w:themeColor="accent1"/>
-                  <w:sz w:val="28"/>
-                  <w:szCs w:val="28"/>
-                  <w:lang w:val="pt-PT"/>
-                </w:rPr>
-                <w:t>and</w:t>
-              </w:r>
-              <w:proofErr w:type="spellEnd"/>
-              <w:r>
-                <w:rPr>
-                  <w:color w:val="4472C4" w:themeColor="accent1"/>
-                  <w:sz w:val="28"/>
-                  <w:szCs w:val="28"/>
-                  <w:lang w:val="pt-PT"/>
-                </w:rPr>
-                <w:t xml:space="preserve"> Max</w:t>
+                <w:t>Poppy and Max</w:t>
               </w:r>
             </w:p>
           </w:sdtContent>
@@ -251,14 +219,13 @@
                                   <w:tag w:val=""/>
                                   <w:id w:val="197127006"/>
                                   <w:dataBinding w:prefixMappings="xmlns:ns0='http://schemas.microsoft.com/office/2006/coverPageProps' " w:xpath="/ns0:CoverPageProperties[1]/ns0:PublishDate[1]" w:storeItemID="{55AF091B-3C7A-41E3-B477-F2FDAA23CFDA}"/>
-                                  <w:date w:fullDate="2026-04-06T00:00:00Z">
+                                  <w:date w:fullDate="2026-05-01T00:00:00Z">
                                     <w:dateFormat w:val="MMMM d, yyyy"/>
                                     <w:lid w:val="en-US"/>
                                     <w:storeMappedDataAs w:val="dateTime"/>
                                     <w:calendar w:val="gregorian"/>
                                   </w:date>
                                 </w:sdtPr>
-                                <w:sdtEndPr/>
                                 <w:sdtContent>
                                   <w:p>
                                     <w:pPr>
@@ -279,7 +246,7 @@
                                         <w:sz w:val="28"/>
                                         <w:szCs w:val="28"/>
                                       </w:rPr>
-                                      <w:t>April 6, 2026</w:t>
+                                      <w:t>May 1, 2026</w:t>
                                     </w:r>
                                   </w:p>
                                 </w:sdtContent>
@@ -304,7 +271,6 @@
                                     <w:dataBinding w:prefixMappings="xmlns:ns0='http://schemas.openxmlformats.org/officeDocument/2006/extended-properties' " w:xpath="/ns0:Properties[1]/ns0:Company[1]" w:storeItemID="{6668398D-A668-4E3E-A5EB-62B293D839F1}"/>
                                     <w:text/>
                                   </w:sdtPr>
-                                  <w:sdtEndPr/>
                                   <w:sdtContent>
                                     <w:r>
                                       <w:rPr>
@@ -335,41 +301,18 @@
                                     <w:dataBinding w:prefixMappings="xmlns:ns0='http://schemas.microsoft.com/office/2006/coverPageProps' " w:xpath="/ns0:CoverPageProperties[1]/ns0:CompanyAddress[1]" w:storeItemID="{55AF091B-3C7A-41E3-B477-F2FDAA23CFDA}"/>
                                     <w:text/>
                                   </w:sdtPr>
-                                  <w:sdtEndPr/>
                                   <w:sdtContent>
-                                    <w:proofErr w:type="spellStart"/>
                                     <w:r>
                                       <w:rPr>
                                         <w:color w:val="4472C4" w:themeColor="accent1"/>
                                       </w:rPr>
-                                      <w:t>Afonso</w:t>
-                                    </w:r>
-                                    <w:proofErr w:type="spellEnd"/>
-                                    <w:r>
-                                      <w:rPr>
-                                        <w:color w:val="4472C4" w:themeColor="accent1"/>
-                                      </w:rPr>
-                                      <w:t xml:space="preserve"> </w:t>
-                                    </w:r>
-                                    <w:proofErr w:type="spellStart"/>
-                                    <w:r>
-                                      <w:rPr>
-                                        <w:color w:val="4472C4" w:themeColor="accent1"/>
-                                      </w:rPr>
-                                      <w:t>S</w:t>
+                                      <w:t>Afonso S</w:t>
                                     </w:r>
                                     <w:r>
                                       <w:rPr>
                                         <w:color w:val="4472C4" w:themeColor="accent1"/>
                                       </w:rPr>
-                                      <w:t>á</w:t>
-                                    </w:r>
-                                    <w:proofErr w:type="spellEnd"/>
-                                    <w:r>
-                                      <w:rPr>
-                                        <w:color w:val="4472C4" w:themeColor="accent1"/>
-                                      </w:rPr>
-                                      <w:t xml:space="preserve"> Teixeira</w:t>
+                                      <w:t>á Teixeira</w:t>
                                     </w:r>
                                   </w:sdtContent>
                                 </w:sdt>
@@ -416,14 +359,13 @@
                             <w:tag w:val=""/>
                             <w:id w:val="197127006"/>
                             <w:dataBinding w:prefixMappings="xmlns:ns0='http://schemas.microsoft.com/office/2006/coverPageProps' " w:xpath="/ns0:CoverPageProperties[1]/ns0:PublishDate[1]" w:storeItemID="{55AF091B-3C7A-41E3-B477-F2FDAA23CFDA}"/>
-                            <w:date w:fullDate="2026-04-06T00:00:00Z">
+                            <w:date w:fullDate="2026-05-01T00:00:00Z">
                               <w:dateFormat w:val="MMMM d, yyyy"/>
                               <w:lid w:val="en-US"/>
                               <w:storeMappedDataAs w:val="dateTime"/>
                               <w:calendar w:val="gregorian"/>
                             </w:date>
                           </w:sdtPr>
-                          <w:sdtEndPr/>
                           <w:sdtContent>
                             <w:p>
                               <w:pPr>
@@ -444,7 +386,7 @@
                                   <w:sz w:val="28"/>
                                   <w:szCs w:val="28"/>
                                 </w:rPr>
-                                <w:t>April 6, 2026</w:t>
+                                <w:t>May 1, 2026</w:t>
                               </w:r>
                             </w:p>
                           </w:sdtContent>
@@ -469,7 +411,6 @@
                               <w:dataBinding w:prefixMappings="xmlns:ns0='http://schemas.openxmlformats.org/officeDocument/2006/extended-properties' " w:xpath="/ns0:Properties[1]/ns0:Company[1]" w:storeItemID="{6668398D-A668-4E3E-A5EB-62B293D839F1}"/>
                               <w:text/>
                             </w:sdtPr>
-                            <w:sdtEndPr/>
                             <w:sdtContent>
                               <w:r>
                                 <w:rPr>
@@ -500,41 +441,18 @@
                               <w:dataBinding w:prefixMappings="xmlns:ns0='http://schemas.microsoft.com/office/2006/coverPageProps' " w:xpath="/ns0:CoverPageProperties[1]/ns0:CompanyAddress[1]" w:storeItemID="{55AF091B-3C7A-41E3-B477-F2FDAA23CFDA}"/>
                               <w:text/>
                             </w:sdtPr>
-                            <w:sdtEndPr/>
                             <w:sdtContent>
-                              <w:proofErr w:type="spellStart"/>
                               <w:r>
                                 <w:rPr>
                                   <w:color w:val="4472C4" w:themeColor="accent1"/>
                                 </w:rPr>
-                                <w:t>Afonso</w:t>
-                              </w:r>
-                              <w:proofErr w:type="spellEnd"/>
-                              <w:r>
-                                <w:rPr>
-                                  <w:color w:val="4472C4" w:themeColor="accent1"/>
-                                </w:rPr>
-                                <w:t xml:space="preserve"> </w:t>
-                              </w:r>
-                              <w:proofErr w:type="spellStart"/>
-                              <w:r>
-                                <w:rPr>
-                                  <w:color w:val="4472C4" w:themeColor="accent1"/>
-                                </w:rPr>
-                                <w:t>S</w:t>
+                                <w:t>Afonso S</w:t>
                               </w:r>
                               <w:r>
                                 <w:rPr>
                                   <w:color w:val="4472C4" w:themeColor="accent1"/>
                                 </w:rPr>
-                                <w:t>á</w:t>
-                              </w:r>
-                              <w:proofErr w:type="spellEnd"/>
-                              <w:r>
-                                <w:rPr>
-                                  <w:color w:val="4472C4" w:themeColor="accent1"/>
-                                </w:rPr>
-                                <w:t xml:space="preserve"> Teixeira</w:t>
+                                <w:t>á Teixeira</w:t>
                               </w:r>
                             </w:sdtContent>
                           </w:sdt>
@@ -583,7 +501,7 @@
       <w:pPr>
         <w:pStyle w:val="ndice1"/>
         <w:tabs>
-          <w:tab w:val="left" w:pos="440"/>
+          <w:tab w:val="left" w:pos="880"/>
           <w:tab w:val="right" w:leader="dot" w:pos="8494"/>
         </w:tabs>
         <w:rPr>
@@ -595,12 +513,12 @@
         <w:fldChar w:fldCharType="begin"/>
       </w:r>
       <w:r>
-        <w:instrText xml:space="preserve"> TOC \h \z \t "titulo;1" </w:instrText>
+        <w:instrText xml:space="preserve"> TOC \o "1-3" \h \z \t "titulo,1" </w:instrText>
       </w:r>
       <w:r>
         <w:fldChar w:fldCharType="separate"/>
       </w:r>
-      <w:hyperlink w:anchor="_Toc196814497" w:history="1">
+      <w:hyperlink w:anchor="_Toc228436041" w:history="1">
         <w:r>
           <w:rPr>
             <w:rStyle w:val="Hiperligao"/>
@@ -636,7 +554,7 @@
           <w:rPr>
             <w:webHidden/>
           </w:rPr>
-          <w:instrText xml:space="preserve"> PAGEREF _Toc196814497 \h </w:instrText>
+          <w:instrText xml:space="preserve"> PAGEREF _Toc228436041 \h </w:instrText>
         </w:r>
         <w:r>
           <w:rPr>
@@ -667,7 +585,7 @@
       <w:pPr>
         <w:pStyle w:val="ndice1"/>
         <w:tabs>
-          <w:tab w:val="left" w:pos="440"/>
+          <w:tab w:val="left" w:pos="880"/>
           <w:tab w:val="right" w:leader="dot" w:pos="8494"/>
         </w:tabs>
         <w:rPr>
@@ -675,7 +593,7 @@
           <w:lang w:eastAsia="pt-PT"/>
         </w:rPr>
       </w:pPr>
-      <w:hyperlink w:anchor="_Toc196814498" w:history="1">
+      <w:hyperlink w:anchor="_Toc228436042" w:history="1">
         <w:r>
           <w:rPr>
             <w:rStyle w:val="Hiperligao"/>
@@ -711,7 +629,7 @@
           <w:rPr>
             <w:webHidden/>
           </w:rPr>
-          <w:instrText xml:space="preserve"> PAGEREF _Toc196814498 \h </w:instrText>
+          <w:instrText xml:space="preserve"> PAGEREF _Toc228436042 \h </w:instrText>
         </w:r>
         <w:r>
           <w:rPr>
@@ -728,7 +646,7 @@
           <w:rPr>
             <w:webHidden/>
           </w:rPr>
-          <w:t>2</w:t>
+          <w:t>0</w:t>
         </w:r>
         <w:r>
           <w:rPr>
@@ -742,7 +660,7 @@
       <w:pPr>
         <w:pStyle w:val="ndice1"/>
         <w:tabs>
-          <w:tab w:val="left" w:pos="440"/>
+          <w:tab w:val="left" w:pos="880"/>
           <w:tab w:val="right" w:leader="dot" w:pos="8494"/>
         </w:tabs>
         <w:rPr>
@@ -750,7 +668,7 @@
           <w:lang w:eastAsia="pt-PT"/>
         </w:rPr>
       </w:pPr>
-      <w:hyperlink w:anchor="_Toc196814499" w:history="1">
+      <w:hyperlink w:anchor="_Toc228436043" w:history="1">
         <w:r>
           <w:rPr>
             <w:rStyle w:val="Hiperligao"/>
@@ -786,7 +704,7 @@
           <w:rPr>
             <w:webHidden/>
           </w:rPr>
-          <w:instrText xml:space="preserve"> PAGEREF _Toc196814499 \h </w:instrText>
+          <w:instrText xml:space="preserve"> PAGEREF _Toc228436043 \h </w:instrText>
         </w:r>
         <w:r>
           <w:rPr>
@@ -803,7 +721,7 @@
           <w:rPr>
             <w:webHidden/>
           </w:rPr>
-          <w:t>2</w:t>
+          <w:t>0</w:t>
         </w:r>
         <w:r>
           <w:rPr>
@@ -812,7 +730,20 @@
           <w:fldChar w:fldCharType="end"/>
         </w:r>
       </w:hyperlink>
-      <w:hyperlink w:anchor="_Toc196814500" w:history="1">
+    </w:p>
+    <w:p>
+      <w:pPr>
+        <w:pStyle w:val="ndice1"/>
+        <w:tabs>
+          <w:tab w:val="left" w:pos="880"/>
+          <w:tab w:val="right" w:leader="dot" w:pos="8494"/>
+        </w:tabs>
+        <w:rPr>
+          <w:rFonts w:eastAsiaTheme="minorEastAsia"/>
+          <w:lang w:eastAsia="pt-PT"/>
+        </w:rPr>
+      </w:pPr>
+      <w:hyperlink w:anchor="_Toc228436044" w:history="1">
         <w:r>
           <w:rPr>
             <w:rStyle w:val="Hiperligao"/>
@@ -848,7 +779,7 @@
           <w:rPr>
             <w:webHidden/>
           </w:rPr>
-          <w:instrText xml:space="preserve"> PAGEREF _Toc196814500 \h </w:instrText>
+          <w:instrText xml:space="preserve"> PAGEREF _Toc228436044 \h </w:instrText>
         </w:r>
         <w:r>
           <w:rPr>
@@ -865,7 +796,7 @@
           <w:rPr>
             <w:webHidden/>
           </w:rPr>
-          <w:t>2</w:t>
+          <w:t>1</w:t>
         </w:r>
         <w:r>
           <w:rPr>
@@ -879,7 +810,7 @@
       <w:pPr>
         <w:pStyle w:val="ndice1"/>
         <w:tabs>
-          <w:tab w:val="left" w:pos="440"/>
+          <w:tab w:val="left" w:pos="880"/>
           <w:tab w:val="right" w:leader="dot" w:pos="8494"/>
         </w:tabs>
         <w:rPr>
@@ -887,7 +818,7 @@
           <w:lang w:eastAsia="pt-PT"/>
         </w:rPr>
       </w:pPr>
-      <w:hyperlink w:anchor="_Toc196814501" w:history="1">
+      <w:hyperlink w:anchor="_Toc228436045" w:history="1">
         <w:r>
           <w:rPr>
             <w:rStyle w:val="Hiperligao"/>
@@ -923,7 +854,7 @@
           <w:rPr>
             <w:webHidden/>
           </w:rPr>
-          <w:instrText xml:space="preserve"> PAGEREF _Toc196814501 \h </w:instrText>
+          <w:instrText xml:space="preserve"> PAGEREF _Toc228436045 \h </w:instrText>
         </w:r>
         <w:r>
           <w:rPr>
@@ -940,7 +871,7 @@
           <w:rPr>
             <w:webHidden/>
           </w:rPr>
-          <w:t>2</w:t>
+          <w:t>0</w:t>
         </w:r>
         <w:r>
           <w:rPr>
@@ -964,7 +895,7 @@
       <w:pPr>
         <w:pStyle w:val="titulo"/>
       </w:pPr>
-      <w:bookmarkStart w:id="0" w:name="_Toc196814497"/>
+      <w:bookmarkStart w:id="0" w:name="_Toc228436041"/>
       <w:r>
         <w:lastRenderedPageBreak/>
         <w:t>Descrição do Sistema</w:t>
@@ -1101,6 +1032,8 @@
         <w:sectPr>
           <w:headerReference w:type="default" r:id="rId9"/>
           <w:footerReference w:type="default" r:id="rId10"/>
+          <w:headerReference w:type="first" r:id="rId11"/>
+          <w:footerReference w:type="first" r:id="rId12"/>
           <w:pgSz w:w="11906" w:h="16838"/>
           <w:pgMar w:top="1417" w:right="1701" w:bottom="1417" w:left="1701" w:header="708" w:footer="708" w:gutter="0"/>
           <w:pgNumType w:start="0"/>
@@ -1109,12 +1042,12 @@
           <w:docGrid w:linePitch="360"/>
         </w:sectPr>
       </w:pPr>
-      <w:bookmarkStart w:id="1" w:name="_Toc196814498"/>
     </w:p>
     <w:p>
       <w:pPr>
         <w:pStyle w:val="titulo"/>
       </w:pPr>
+      <w:bookmarkStart w:id="1" w:name="_Toc228436042"/>
       <w:r>
         <w:lastRenderedPageBreak/>
         <w:t>Modelo Conceptual (Diagrama de Entidade Relacionamento</w:t>
@@ -1129,7 +1062,6 @@
     </w:p>
     <w:p>
       <w:pPr>
-        <w:jc w:val="center"/>
         <w:rPr>
           <w:noProof w:val="0"/>
           <w:lang w:eastAsia="pt-PT"/>
@@ -1141,9 +1073,9 @@
         </w:rPr>
         <w:drawing>
           <wp:inline distT="0" distB="0" distL="0" distR="0">
-            <wp:extent cx="9381901" cy="3876075"/>
-            <wp:effectExtent l="0" t="0" r="0" b="0"/>
-            <wp:docPr id="6" name="Imagem 6" descr="C:\Users\Utilizador\AppData\Local\Microsoft\Windows\INetCache\Content.MSO\2DC3130E.tmp"/>
+            <wp:extent cx="8848796" cy="3707027"/>
+            <wp:effectExtent l="0" t="0" r="0" b="8255"/>
+            <wp:docPr id="12" name="Imagem 12" descr="C:\Users\Utilizador\AppData\Local\Microsoft\Windows\INetCache\Content.MSO\F783F39D.tmp"/>
             <wp:cNvGraphicFramePr>
               <a:graphicFrameLocks xmlns:a="http://schemas.openxmlformats.org/drawingml/2006/main" noChangeAspect="1"/>
             </wp:cNvGraphicFramePr>
@@ -1151,13 +1083,13 @@
               <a:graphicData uri="http://schemas.openxmlformats.org/drawingml/2006/picture">
                 <pic:pic xmlns:pic="http://schemas.openxmlformats.org/drawingml/2006/picture">
                   <pic:nvPicPr>
-                    <pic:cNvPr id="0" name="Picture 1" descr="C:\Users\Utilizador\AppData\Local\Microsoft\Windows\INetCache\Content.MSO\2DC3130E.tmp"/>
+                    <pic:cNvPr id="0" name="Picture 3" descr="C:\Users\Utilizador\AppData\Local\Microsoft\Windows\INetCache\Content.MSO\F783F39D.tmp"/>
                     <pic:cNvPicPr>
                       <a:picLocks noChangeAspect="1" noChangeArrowheads="1"/>
                     </pic:cNvPicPr>
                   </pic:nvPicPr>
                   <pic:blipFill>
-                    <a:blip r:embed="rId11" cstate="print">
+                    <a:blip r:embed="rId13" cstate="print">
                       <a:extLst>
                         <a:ext uri="{28A0092B-C50C-407E-A947-70E740481C1C}">
                           <a14:useLocalDpi xmlns:a14="http://schemas.microsoft.com/office/drawing/2010/main" val="0"/>
@@ -1172,7 +1104,7 @@
                   <pic:spPr bwMode="auto">
                     <a:xfrm>
                       <a:off x="0" y="0"/>
-                      <a:ext cx="9385421" cy="3877529"/>
+                      <a:ext cx="8860255" cy="3711828"/>
                     </a:xfrm>
                     <a:prstGeom prst="rect">
                       <a:avLst/>
@@ -1191,7 +1123,6 @@
     </w:p>
     <w:p>
       <w:pPr>
-        <w:ind w:firstLine="0"/>
         <w:rPr>
           <w:rFonts w:ascii="Times New Roman" w:eastAsia="Times New Roman" w:hAnsi="Times New Roman" w:cs="Times New Roman"/>
           <w:noProof w:val="0"/>
@@ -1203,27 +1134,48 @@
     </w:p>
     <w:p>
       <w:pPr>
+        <w:rPr>
+          <w:noProof w:val="0"/>
+          <w:lang w:eastAsia="pt-PT"/>
+        </w:rPr>
+      </w:pPr>
+    </w:p>
+    <w:p>
+      <w:pPr>
+        <w:ind w:firstLine="0"/>
+        <w:rPr>
+          <w:rFonts w:ascii="Times New Roman" w:eastAsia="Times New Roman" w:hAnsi="Times New Roman" w:cs="Times New Roman"/>
+          <w:noProof w:val="0"/>
+          <w:sz w:val="24"/>
+          <w:szCs w:val="24"/>
+          <w:lang w:eastAsia="pt-PT"/>
+        </w:rPr>
+      </w:pPr>
+    </w:p>
+    <w:p>
+      <w:pPr>
         <w:pStyle w:val="titulo"/>
         <w:sectPr>
           <w:pgSz w:w="16838" w:h="11906" w:orient="landscape"/>
           <w:pgMar w:top="1699" w:right="1411" w:bottom="1699" w:left="1411" w:header="706" w:footer="706" w:gutter="0"/>
-          <w:pgNumType w:start="0"/>
           <w:cols w:space="708"/>
           <w:titlePg/>
           <w:docGrid w:linePitch="360"/>
         </w:sectPr>
       </w:pPr>
-      <w:bookmarkStart w:id="2" w:name="_Toc196814499"/>
+      <w:bookmarkStart w:id="2" w:name="_GoBack"/>
+      <w:bookmarkEnd w:id="2"/>
     </w:p>
     <w:p>
       <w:pPr>
         <w:pStyle w:val="titulo"/>
       </w:pPr>
+      <w:bookmarkStart w:id="3" w:name="_Toc228436043"/>
       <w:r>
         <w:lastRenderedPageBreak/>
         <w:t>Modelo Lógico</w:t>
       </w:r>
-      <w:bookmarkEnd w:id="2"/>
+      <w:bookmarkEnd w:id="3"/>
     </w:p>
     <w:p>
       <w:pPr>
@@ -2975,12 +2927,12 @@
       <w:pPr>
         <w:pStyle w:val="titulo"/>
       </w:pPr>
-      <w:bookmarkStart w:id="3" w:name="_Toc196814500"/>
+      <w:bookmarkStart w:id="4" w:name="_Toc228436044"/>
       <w:r>
         <w:lastRenderedPageBreak/>
         <w:t>Dicionário de Dados</w:t>
       </w:r>
-      <w:bookmarkEnd w:id="3"/>
+      <w:bookmarkEnd w:id="4"/>
     </w:p>
     <w:p>
       <w:pPr>
@@ -3777,7 +3729,10 @@
               <w:ind w:firstLine="0"/>
             </w:pPr>
             <w:r>
-              <w:t>'admin', 'adotante', 'voluntario'</w:t>
+              <w:t>'admin', 'n'</w:t>
+            </w:r>
+            <w:r>
+              <w:t xml:space="preserve"> </w:t>
             </w:r>
           </w:p>
         </w:tc>
@@ -11547,18 +11502,17 @@
         <w:sectPr>
           <w:pgSz w:w="11906" w:h="16838"/>
           <w:pgMar w:top="1411" w:right="1699" w:bottom="1411" w:left="1699" w:header="706" w:footer="706" w:gutter="0"/>
-          <w:pgNumType w:start="0"/>
           <w:cols w:space="708"/>
           <w:titlePg/>
           <w:docGrid w:linePitch="360"/>
         </w:sectPr>
       </w:pPr>
-      <w:bookmarkStart w:id="4" w:name="_Toc196814501"/>
     </w:p>
     <w:p>
       <w:pPr>
         <w:pStyle w:val="titulo"/>
       </w:pPr>
+      <w:bookmarkStart w:id="5" w:name="_Toc228436045"/>
       <w:r>
         <w:lastRenderedPageBreak/>
         <w:t>Modelo F</w:t>
@@ -11569,7 +11523,7 @@
       <w:r>
         <w:t>sico</w:t>
       </w:r>
-      <w:bookmarkEnd w:id="4"/>
+      <w:bookmarkEnd w:id="5"/>
     </w:p>
     <w:p>
       <w:pPr>
@@ -11590,7 +11544,6 @@
           <w:szCs w:val="32"/>
         </w:rPr>
       </w:pPr>
-      <w:bookmarkStart w:id="5" w:name="_GoBack"/>
       <w:r>
         <w:rPr>
           <w:b/>
@@ -11615,7 +11568,7 @@
                     <pic:cNvPicPr/>
                   </pic:nvPicPr>
                   <pic:blipFill>
-                    <a:blip r:embed="rId12"/>
+                    <a:blip r:embed="rId14"/>
                     <a:stretch>
                       <a:fillRect/>
                     </a:stretch>
@@ -11635,7 +11588,6 @@
           </wp:inline>
         </w:drawing>
       </w:r>
-      <w:bookmarkEnd w:id="5"/>
     </w:p>
     <w:sectPr>
       <w:pgSz w:w="16838" w:h="11906" w:orient="landscape"/>
@@ -11684,7 +11636,6 @@
         <w:docPartUnique/>
       </w:docPartObj>
     </w:sdtPr>
-    <w:sdtEndPr/>
     <w:sdtContent>
       <w:p>
         <w:pPr>
@@ -11701,7 +11652,7 @@
           <w:fldChar w:fldCharType="separate"/>
         </w:r>
         <w:r>
-          <w:t>6</w:t>
+          <w:t>2</w:t>
         </w:r>
         <w:r>
           <w:fldChar w:fldCharType="end"/>
@@ -11713,6 +11664,32 @@
     <w:pPr>
       <w:pStyle w:val="Rodap"/>
     </w:pPr>
+  </w:p>
+</w:ftr>
+</file>
+
+<file path=word/footer2.xml><?xml version="1.0" encoding="utf-8"?>
+<w:ftr xmlns:wpc="http://schemas.microsoft.com/office/word/2010/wordprocessingCanvas" xmlns:cx="http://schemas.microsoft.com/office/drawing/2014/chartex" xmlns:cx1="http://schemas.microsoft.com/office/drawing/2015/9/8/chartex" xmlns:mc="http://schemas.openxmlformats.org/markup-compatibility/2006" xmlns:o="urn:schemas-microsoft-com:office:office" xmlns:r="http://schemas.openxmlformats.org/officeDocument/2006/relationships" xmlns:m="http://schemas.openxmlformats.org/officeDocument/2006/math" xmlns:v="urn:schemas-microsoft-com:vml" xmlns:wp14="http://schemas.microsoft.com/office/word/2010/wordprocessingDrawing" xmlns:wp="http://schemas.openxmlformats.org/drawingml/2006/wordprocessingDrawing" xmlns:w10="urn:schemas-microsoft-com:office:word" xmlns:w="http://schemas.openxmlformats.org/wordprocessingml/2006/main" xmlns:w14="http://schemas.microsoft.com/office/word/2010/wordml" xmlns:w15="http://schemas.microsoft.com/office/word/2012/wordml" xmlns:w16se="http://schemas.microsoft.com/office/word/2015/wordml/symex" xmlns:wpg="http://schemas.microsoft.com/office/word/2010/wordprocessingGroup" xmlns:wpi="http://schemas.microsoft.com/office/word/2010/wordprocessingInk" xmlns:wne="http://schemas.microsoft.com/office/word/2006/wordml" xmlns:wps="http://schemas.microsoft.com/office/word/2010/wordprocessingShape" mc:Ignorable="w14 w15 w16se wp14">
+  <w:p>
+    <w:pPr>
+      <w:pStyle w:val="Rodap"/>
+      <w:jc w:val="right"/>
+    </w:pPr>
+    <w:r>
+      <w:fldChar w:fldCharType="begin"/>
+    </w:r>
+    <w:r>
+      <w:instrText>PAGE   \* MERGEFORMAT</w:instrText>
+    </w:r>
+    <w:r>
+      <w:fldChar w:fldCharType="separate"/>
+    </w:r>
+    <w:r>
+      <w:t>4</w:t>
+    </w:r>
+    <w:r>
+      <w:fldChar w:fldCharType="end"/>
+    </w:r>
   </w:p>
 </w:ftr>
 </file>
@@ -11836,6 +11813,22 @@
       </w:rPr>
       <w:t>Base Dados PAM</w:t>
     </w:r>
+  </w:p>
+</w:hdr>
+</file>
+
+<file path=word/header2.xml><?xml version="1.0" encoding="utf-8"?>
+<w:hdr xmlns:wpc="http://schemas.microsoft.com/office/word/2010/wordprocessingCanvas" xmlns:cx="http://schemas.microsoft.com/office/drawing/2014/chartex" xmlns:cx1="http://schemas.microsoft.com/office/drawing/2015/9/8/chartex" xmlns:mc="http://schemas.openxmlformats.org/markup-compatibility/2006" xmlns:o="urn:schemas-microsoft-com:office:office" xmlns:r="http://schemas.openxmlformats.org/officeDocument/2006/relationships" xmlns:m="http://schemas.openxmlformats.org/officeDocument/2006/math" xmlns:v="urn:schemas-microsoft-com:vml" xmlns:wp14="http://schemas.microsoft.com/office/word/2010/wordprocessingDrawing" xmlns:wp="http://schemas.openxmlformats.org/drawingml/2006/wordprocessingDrawing" xmlns:w10="urn:schemas-microsoft-com:office:word" xmlns:w="http://schemas.openxmlformats.org/wordprocessingml/2006/main" xmlns:w14="http://schemas.microsoft.com/office/word/2010/wordml" xmlns:w15="http://schemas.microsoft.com/office/word/2012/wordml" xmlns:w16se="http://schemas.microsoft.com/office/word/2015/wordml/symex" xmlns:wpg="http://schemas.microsoft.com/office/word/2010/wordprocessingGroup" xmlns:wpi="http://schemas.microsoft.com/office/word/2010/wordprocessingInk" xmlns:wne="http://schemas.microsoft.com/office/word/2006/wordml" xmlns:wps="http://schemas.microsoft.com/office/word/2010/wordprocessingShape" mc:Ignorable="w14 w15 w16se wp14">
+  <w:p>
+    <w:pPr>
+      <w:pStyle w:val="Cabealho"/>
+      <w:jc w:val="right"/>
+    </w:pPr>
+  </w:p>
+  <w:p>
+    <w:pPr>
+      <w:pStyle w:val="Cabealho"/>
+    </w:pPr>
   </w:p>
 </w:hdr>
 </file>
@@ -13481,6 +13474,7 @@
     <w:rsid w:val="000D5BDE"/>
     <w:rsid w:val="001C1F42"/>
     <w:rsid w:val="00383152"/>
+    <w:rsid w:val="00461A46"/>
     <w:rsid w:val="005C505F"/>
     <w:rsid w:val="00600069"/>
     <w:rsid w:val="00655736"/>
@@ -14248,7 +14242,7 @@
 
 <file path=customXml/item1.xml><?xml version="1.0" encoding="utf-8"?>
 <CoverPageProperties xmlns="http://schemas.microsoft.com/office/2006/coverPageProps">
-  <PublishDate>2026-04-06T00:00:00</PublishDate>
+  <PublishDate>2026-05-01T00:00:00</PublishDate>
   <Abstract/>
   <CompanyAddress>Afonso Sá Teixeira</CompanyAddress>
   <CompanyPhone/>
@@ -14270,7 +14264,7 @@
 </file>
 
 <file path=customXml/itemProps2.xml><?xml version="1.0" encoding="utf-8"?>
-<ds:datastoreItem xmlns:ds="http://schemas.openxmlformats.org/officeDocument/2006/customXml" ds:itemID="{C46D0818-BA4E-4DDD-B263-21E4CFB30EA5}">
+<ds:datastoreItem xmlns:ds="http://schemas.openxmlformats.org/officeDocument/2006/customXml" ds:itemID="{3045111A-1B9B-471B-86E5-3651A295D3BD}">
   <ds:schemaRefs>
     <ds:schemaRef ds:uri="http://schemas.openxmlformats.org/officeDocument/2006/bibliography"/>
   </ds:schemaRefs>
